--- a/fuentes/621602_CF02_AD.docx
+++ b/fuentes/621602_CF02_AD.docx
@@ -62,7 +62,7 @@
                 <w:lang w:val="es-CO"/>
               </w:rPr>
               <w:drawing>
-                <wp:anchor distT="0" distB="0" distL="114300" distR="114300" simplePos="0" relativeHeight="251658240" behindDoc="0" locked="0" layoutInCell="1" allowOverlap="1" wp14:anchorId="2D5C970A" wp14:editId="4CD8A173">
+                <wp:anchor distT="0" distB="0" distL="114300" distR="114300" simplePos="0" relativeHeight="251658240" behindDoc="0" locked="0" layoutInCell="1" allowOverlap="1" wp14:anchorId="2D5C970A" wp14:editId="0AE9AD82">
                   <wp:simplePos x="0" y="0"/>
                   <wp:positionH relativeFrom="column">
                     <wp:posOffset>-14218</wp:posOffset>
@@ -451,6 +451,7 @@
                 <w:color w:val="auto"/>
                 <w:sz w:val="20"/>
                 <w:szCs w:val="20"/>
+                <w:lang w:val="es-419"/>
               </w:rPr>
             </w:pPr>
             <w:r>
@@ -460,8 +461,9 @@
                 <w:color w:val="auto"/>
                 <w:sz w:val="20"/>
                 <w:szCs w:val="20"/>
-              </w:rPr>
-              <w:t>Esta actividad le permitirá determinar el grado de apropiación de los contenidos del componente formativo Gestión de reservas hoteleras.</w:t>
+                <w:lang w:val="es-419"/>
+              </w:rPr>
+              <w:t>Esta actividad le permitirá determinar el grado de apropiación de los contenidos del componente formativo Servicio, habilidades de comunicación y técnicas de ventas.</w:t>
             </w:r>
           </w:p>
           <w:p>
@@ -475,6 +477,7 @@
                 <w:color w:val="auto"/>
                 <w:sz w:val="20"/>
                 <w:szCs w:val="20"/>
+                <w:lang w:val="es-419"/>
               </w:rPr>
             </w:pPr>
           </w:p>
@@ -489,6 +492,7 @@
                 <w:color w:val="auto"/>
                 <w:sz w:val="20"/>
                 <w:szCs w:val="20"/>
+                <w:lang w:val="es-419"/>
               </w:rPr>
             </w:pPr>
             <w:r>
@@ -498,6 +502,7 @@
                 <w:color w:val="auto"/>
                 <w:sz w:val="20"/>
                 <w:szCs w:val="20"/>
+                <w:lang w:val="es-419"/>
               </w:rPr>
               <w:t>Antes de su realización, se recomienda la lectura del componente formativo mencionado. Es opcional (no es calificable), y puede realizarse todas las veces que se desee.</w:t>
             </w:r>
@@ -513,6 +518,7 @@
                 <w:color w:val="auto"/>
                 <w:sz w:val="20"/>
                 <w:szCs w:val="20"/>
+                <w:lang w:val="es-419"/>
               </w:rPr>
             </w:pPr>
           </w:p>
@@ -605,8 +611,9 @@
                 <w:color w:val="000000" w:themeColor="text1"/>
                 <w:sz w:val="20"/>
                 <w:szCs w:val="20"/>
-              </w:rPr>
-              <w:t>Reto práctico: domina el proceso de reservas hoteleras.</w:t>
+                <w:lang w:val="es-CO"/>
+              </w:rPr>
+              <w:t>Comprensión de conceptos del servicio, comunicación y ventas.</w:t>
             </w:r>
           </w:p>
         </w:tc>
@@ -650,22 +657,13 @@
               <w:widowControl w:val="0"/>
               <w:cnfStyle w:val="000000000000" w:firstRow="0" w:lastRow="0" w:firstColumn="0" w:lastColumn="0" w:oddVBand="0" w:evenVBand="0" w:oddHBand="0" w:evenHBand="0" w:firstRowFirstColumn="0" w:firstRowLastColumn="0" w:lastRowFirstColumn="0" w:lastRowLastColumn="0"/>
               <w:rPr>
-                <w:rFonts w:asciiTheme="majorHAnsi" w:eastAsia="Calibri" w:hAnsiTheme="majorHAnsi" w:cstheme="majorHAnsi"/>
-                <w:color w:val="auto"/>
-                <w:sz w:val="20"/>
-                <w:szCs w:val="20"/>
-                <w:lang w:val="es-CO"/>
-              </w:rPr>
-            </w:pPr>
-            <w:r>
-              <w:rPr>
                 <w:rFonts w:asciiTheme="majorHAnsi" w:hAnsiTheme="majorHAnsi" w:cstheme="majorHAnsi"/>
                 <w:color w:val="000000" w:themeColor="text1"/>
                 <w:sz w:val="20"/>
                 <w:szCs w:val="20"/>
-              </w:rPr>
-              <w:t xml:space="preserve">Evaluar la comprensión del aprendiz </w:t>
-            </w:r>
+                <w:lang w:val="es-CO"/>
+              </w:rPr>
+            </w:pPr>
             <w:r>
               <w:rPr>
                 <w:rFonts w:asciiTheme="majorHAnsi" w:hAnsiTheme="majorHAnsi" w:cstheme="majorHAnsi"/>
@@ -674,27 +672,7 @@
                 <w:szCs w:val="20"/>
                 <w:lang w:val="es-CO"/>
               </w:rPr>
-              <w:t xml:space="preserve">sobre los conceptos fundamentales de la </w:t>
-            </w:r>
-            <w:r>
-              <w:rPr>
-                <w:rFonts w:asciiTheme="majorHAnsi" w:hAnsiTheme="majorHAnsi" w:cstheme="majorHAnsi"/>
-                <w:color w:val="000000" w:themeColor="text1"/>
-                <w:sz w:val="20"/>
-                <w:szCs w:val="20"/>
-                <w:lang w:val="es-CO"/>
-              </w:rPr>
-              <w:t xml:space="preserve">Gestión de reservas hoteleras, sus objetivos y operativa necesarias para el adecuado proceso de reservaciones, </w:t>
-            </w:r>
-            <w:r>
-              <w:rPr>
-                <w:rFonts w:asciiTheme="majorHAnsi" w:hAnsiTheme="majorHAnsi" w:cstheme="majorHAnsi"/>
-                <w:color w:val="000000" w:themeColor="text1"/>
-                <w:sz w:val="20"/>
-                <w:szCs w:val="20"/>
-                <w:lang w:val="es-CO"/>
-              </w:rPr>
-              <w:t>mediante la identificación correcta de enunciados, fortaleciendo la apropiación conceptual necesaria para el desempeño en el contexto técnico profesional del sector alojamiento y hospedaje.</w:t>
+              <w:t>Evaluar la comprensión del aprendiz de los conceptos clave relacionados con usuarios turísticos, servicio al cliente, comunicación, negociación, cotización y venta.</w:t>
             </w:r>
           </w:p>
         </w:tc>
@@ -856,39 +834,6 @@
                 <w:lang w:val="es-CO"/>
               </w:rPr>
             </w:pPr>
-            <w:r>
-              <w:rPr>
-                <w:rFonts w:asciiTheme="majorHAnsi" w:hAnsiTheme="majorHAnsi" w:cstheme="majorHAnsi"/>
-                <w:b/>
-                <w:bCs/>
-                <w:color w:val="auto"/>
-                <w:sz w:val="20"/>
-                <w:szCs w:val="20"/>
-              </w:rPr>
-              <w:t>¿</w:t>
-            </w:r>
-            <w:r>
-              <w:rPr>
-                <w:rFonts w:asciiTheme="majorHAnsi" w:hAnsiTheme="majorHAnsi" w:cstheme="majorHAnsi"/>
-                <w:b/>
-                <w:bCs/>
-                <w:color w:val="auto"/>
-                <w:sz w:val="20"/>
-                <w:szCs w:val="20"/>
-              </w:rPr>
-              <w:t>Cuál es el principal objetivo de la gestión de reservas hoteleras</w:t>
-            </w:r>
-            <w:r>
-              <w:rPr>
-                <w:rFonts w:asciiTheme="majorHAnsi" w:hAnsiTheme="majorHAnsi" w:cstheme="majorHAnsi"/>
-                <w:b/>
-                <w:bCs/>
-                <w:color w:val="auto"/>
-                <w:sz w:val="20"/>
-                <w:szCs w:val="20"/>
-              </w:rPr>
-              <w:t>?</w:t>
-            </w:r>
           </w:p>
         </w:tc>
         <w:tc>
@@ -964,15 +909,6 @@
                 <w:szCs w:val="20"/>
               </w:rPr>
             </w:pPr>
-            <w:r>
-              <w:rPr>
-                <w:rFonts w:asciiTheme="majorHAnsi" w:eastAsia="Calibri" w:hAnsiTheme="majorHAnsi" w:cstheme="majorHAnsi"/>
-                <w:color w:val="auto"/>
-                <w:sz w:val="20"/>
-                <w:szCs w:val="20"/>
-              </w:rPr>
-              <w:t>Organizar únicamente el servicio de habitaciones.</w:t>
-            </w:r>
           </w:p>
         </w:tc>
         <w:tc>
@@ -1041,15 +977,6 @@
                 <w:szCs w:val="20"/>
               </w:rPr>
             </w:pPr>
-            <w:r>
-              <w:rPr>
-                <w:rFonts w:asciiTheme="majorHAnsi" w:eastAsia="Calibri" w:hAnsiTheme="majorHAnsi" w:cstheme="majorHAnsi"/>
-                <w:color w:val="auto"/>
-                <w:sz w:val="20"/>
-                <w:szCs w:val="20"/>
-              </w:rPr>
-              <w:t>Diseñar campañas publicitarias.</w:t>
-            </w:r>
           </w:p>
         </w:tc>
         <w:tc>
@@ -1116,15 +1043,6 @@
                 <w:szCs w:val="20"/>
               </w:rPr>
             </w:pPr>
-            <w:r>
-              <w:rPr>
-                <w:rFonts w:asciiTheme="majorHAnsi" w:eastAsia="Calibri" w:hAnsiTheme="majorHAnsi" w:cstheme="majorHAnsi"/>
-                <w:color w:val="auto"/>
-                <w:sz w:val="20"/>
-                <w:szCs w:val="20"/>
-              </w:rPr>
-              <w:t>Administrar el restaurante.</w:t>
-            </w:r>
           </w:p>
         </w:tc>
         <w:tc>
@@ -1193,15 +1111,6 @@
                 <w:szCs w:val="20"/>
               </w:rPr>
             </w:pPr>
-            <w:r>
-              <w:rPr>
-                <w:rFonts w:asciiTheme="majorHAnsi" w:eastAsia="Calibri" w:hAnsiTheme="majorHAnsi" w:cstheme="majorHAnsi"/>
-                <w:color w:val="auto"/>
-                <w:sz w:val="20"/>
-                <w:szCs w:val="20"/>
-              </w:rPr>
-              <w:t>Controlar la ocupación y optimizar los ingresos del establecimiento.</w:t>
-            </w:r>
           </w:p>
         </w:tc>
         <w:tc>
@@ -1220,15 +1129,6 @@
                 <w:szCs w:val="20"/>
               </w:rPr>
             </w:pPr>
-            <w:r>
-              <w:rPr>
-                <w:rFonts w:asciiTheme="majorHAnsi" w:eastAsia="Calibri" w:hAnsiTheme="majorHAnsi" w:cstheme="majorHAnsi"/>
-                <w:color w:val="auto"/>
-                <w:sz w:val="20"/>
-                <w:szCs w:val="20"/>
-              </w:rPr>
-              <w:t>X</w:t>
-            </w:r>
           </w:p>
         </w:tc>
       </w:tr>
@@ -1826,7 +1726,6 @@
                 <w:sz w:val="20"/>
                 <w:szCs w:val="20"/>
               </w:rPr>
-              <w:lastRenderedPageBreak/>
               <w:t>Comentario respuesta incorrecta</w:t>
             </w:r>
           </w:p>
@@ -2051,6 +1950,7 @@
                 <w:sz w:val="20"/>
                 <w:szCs w:val="20"/>
               </w:rPr>
+              <w:lastRenderedPageBreak/>
               <w:t>Opción b)</w:t>
             </w:r>
           </w:p>
@@ -4460,19 +4360,7 @@
                 <w:szCs w:val="20"/>
                 <w:lang w:val="es-CO"/>
               </w:rPr>
-              <w:t>¿Cómo influye la estacionalidad en un establecimiento hotelero</w:t>
-            </w:r>
-            <w:r>
-              <w:rPr>
-                <w:rFonts w:asciiTheme="majorHAnsi" w:eastAsia="Times New Roman" w:hAnsiTheme="majorHAnsi" w:cstheme="majorHAnsi"/>
-                <w:b/>
-                <w:bCs/>
-                <w:color w:val="auto"/>
-                <w:sz w:val="20"/>
-                <w:szCs w:val="20"/>
-                <w:lang w:val="es-CO"/>
-              </w:rPr>
-              <w:t>?</w:t>
+              <w:t>¿Cómo influye la estacionalidad en un establecimiento hotelero?</w:t>
             </w:r>
           </w:p>
         </w:tc>
@@ -4676,7 +4564,6 @@
                 <w:sz w:val="20"/>
                 <w:szCs w:val="20"/>
               </w:rPr>
-              <w:lastRenderedPageBreak/>
               <w:t>Opción c)</w:t>
             </w:r>
           </w:p>
@@ -4887,6 +4774,7 @@
                 <w:sz w:val="20"/>
                 <w:szCs w:val="20"/>
               </w:rPr>
+              <w:lastRenderedPageBreak/>
               <w:t>Comentario respuesta incorrecta</w:t>
             </w:r>
           </w:p>
@@ -6988,7 +6876,17 @@
                 <w:szCs w:val="20"/>
                 <w:lang w:val="es-CO"/>
               </w:rPr>
-              <w:t>Qué el área de reservas debe coordinarse con otros departamentos</w:t>
+              <w:t>Por q</w:t>
+            </w:r>
+            <w:r>
+              <w:rPr>
+                <w:rFonts w:asciiTheme="majorHAnsi" w:eastAsia="Calibri" w:hAnsiTheme="majorHAnsi" w:cstheme="majorHAnsi"/>
+                <w:b/>
+                <w:sz w:val="20"/>
+                <w:szCs w:val="20"/>
+                <w:lang w:val="es-CO"/>
+              </w:rPr>
+              <w:t>ué el área de reservas debe coordinarse con otros departamentos</w:t>
             </w:r>
             <w:r>
               <w:rPr>
@@ -7176,7 +7074,6 @@
                 <w:sz w:val="20"/>
                 <w:szCs w:val="20"/>
               </w:rPr>
-              <w:lastRenderedPageBreak/>
               <w:t>Opción c)</w:t>
             </w:r>
           </w:p>
@@ -7390,6 +7287,7 @@
                 <w:sz w:val="20"/>
                 <w:szCs w:val="20"/>
               </w:rPr>
+              <w:lastRenderedPageBreak/>
               <w:t>Comentario respuesta incorrecta</w:t>
             </w:r>
           </w:p>
@@ -8001,7 +7899,27 @@
                 <w:szCs w:val="20"/>
                 <w:lang w:val="es-CO"/>
               </w:rPr>
-              <w:t>Cuál de los siguientes elementos no se parte del producto turístico</w:t>
+              <w:t xml:space="preserve">Cuál de los siguientes elementos </w:t>
+            </w:r>
+            <w:r>
+              <w:rPr>
+                <w:rFonts w:asciiTheme="majorHAnsi" w:eastAsia="Calibri" w:hAnsiTheme="majorHAnsi" w:cstheme="majorHAnsi"/>
+                <w:b/>
+                <w:sz w:val="20"/>
+                <w:szCs w:val="20"/>
+                <w:lang w:val="es-CO"/>
+              </w:rPr>
+              <w:t xml:space="preserve">hace </w:t>
+            </w:r>
+            <w:r>
+              <w:rPr>
+                <w:rFonts w:asciiTheme="majorHAnsi" w:eastAsia="Calibri" w:hAnsiTheme="majorHAnsi" w:cstheme="majorHAnsi"/>
+                <w:b/>
+                <w:sz w:val="20"/>
+                <w:szCs w:val="20"/>
+                <w:lang w:val="es-CO"/>
+              </w:rPr>
+              <w:t>parte del producto turístico</w:t>
             </w:r>
             <w:r>
               <w:rPr>
@@ -9668,7 +9586,6 @@
                 <w:sz w:val="20"/>
                 <w:szCs w:val="20"/>
               </w:rPr>
-              <w:lastRenderedPageBreak/>
               <w:t>Opción c)</w:t>
             </w:r>
           </w:p>
@@ -9881,7 +9798,17 @@
                 <w:sz w:val="20"/>
                 <w:szCs w:val="20"/>
               </w:rPr>
-              <w:t>Comentario respuesta incorrecta</w:t>
+              <w:t xml:space="preserve">Comentario respuesta </w:t>
+            </w:r>
+            <w:r>
+              <w:rPr>
+                <w:rFonts w:asciiTheme="majorHAnsi" w:eastAsia="Calibri" w:hAnsiTheme="majorHAnsi" w:cstheme="majorHAnsi"/>
+                <w:b/>
+                <w:sz w:val="20"/>
+                <w:szCs w:val="20"/>
+              </w:rPr>
+              <w:lastRenderedPageBreak/>
+              <w:t>incorrecta</w:t>
             </w:r>
           </w:p>
         </w:tc>
@@ -9909,6 +9836,7 @@
                 <w:sz w:val="20"/>
                 <w:szCs w:val="20"/>
               </w:rPr>
+              <w:lastRenderedPageBreak/>
               <w:t>Respuesta incorrecta, revise nuevamente el contenido del componente formativo.</w:t>
             </w:r>
           </w:p>
@@ -14430,6 +14358,7 @@
   <w:style w:type="character" w:default="1" w:styleId="Fuentedeprrafopredeter">
     <w:name w:val="Default Paragraph Font"/>
     <w:uiPriority w:val="1"/>
+    <w:semiHidden/>
     <w:unhideWhenUsed/>
   </w:style>
   <w:style w:type="table" w:default="1" w:styleId="Tablanormal">

--- a/fuentes/621602_CF02_AD.docx
+++ b/fuentes/621602_CF02_AD.docx
@@ -62,7 +62,7 @@
                 <w:lang w:val="es-CO"/>
               </w:rPr>
               <w:drawing>
-                <wp:anchor distT="0" distB="0" distL="114300" distR="114300" simplePos="0" relativeHeight="251658240" behindDoc="0" locked="0" layoutInCell="1" allowOverlap="1" wp14:anchorId="2D5C970A" wp14:editId="0AE9AD82">
+                <wp:anchor distT="0" distB="0" distL="114300" distR="114300" simplePos="0" relativeHeight="251658240" behindDoc="0" locked="0" layoutInCell="1" allowOverlap="1" wp14:anchorId="2D5C970A" wp14:editId="1FC21379">
                   <wp:simplePos x="0" y="0"/>
                   <wp:positionH relativeFrom="column">
                     <wp:posOffset>-14218</wp:posOffset>
@@ -834,6 +834,16 @@
                 <w:lang w:val="es-CO"/>
               </w:rPr>
             </w:pPr>
+            <w:r>
+              <w:rPr>
+                <w:rFonts w:asciiTheme="majorHAnsi" w:eastAsia="Calibri" w:hAnsiTheme="majorHAnsi" w:cstheme="majorHAnsi"/>
+                <w:b/>
+                <w:color w:val="auto"/>
+                <w:sz w:val="20"/>
+                <w:szCs w:val="20"/>
+              </w:rPr>
+              <w:t>¿Cuál es el principal objetivo de la gestión de reservas en un establecimiento de alojamiento?</w:t>
+            </w:r>
           </w:p>
         </w:tc>
         <w:tc>
@@ -903,12 +913,21 @@
             <w:pPr>
               <w:cnfStyle w:val="000000000000" w:firstRow="0" w:lastRow="0" w:firstColumn="0" w:lastColumn="0" w:oddVBand="0" w:evenVBand="0" w:oddHBand="0" w:evenHBand="0" w:firstRowFirstColumn="0" w:firstRowLastColumn="0" w:lastRowFirstColumn="0" w:lastRowLastColumn="0"/>
               <w:rPr>
-                <w:rFonts w:asciiTheme="majorHAnsi" w:eastAsia="Calibri" w:hAnsiTheme="majorHAnsi" w:cstheme="majorHAnsi"/>
-                <w:color w:val="auto"/>
-                <w:sz w:val="20"/>
-                <w:szCs w:val="20"/>
-              </w:rPr>
-            </w:pPr>
+                <w:rFonts w:ascii="Calibri" w:eastAsia="Calibri" w:hAnsi="Calibri" w:cs="Calibri"/>
+                <w:color w:val="000000" w:themeColor="text1"/>
+                <w:sz w:val="20"/>
+                <w:szCs w:val="20"/>
+              </w:rPr>
+            </w:pPr>
+            <w:r>
+              <w:rPr>
+                <w:rFonts w:ascii="Calibri" w:hAnsi="Calibri" w:cs="Calibri"/>
+                <w:color w:val="000000" w:themeColor="text1"/>
+                <w:sz w:val="20"/>
+                <w:szCs w:val="20"/>
+              </w:rPr>
+              <w:t>Controlar la ocupación y maximizar los ingresos del hotel.</w:t>
+            </w:r>
           </w:p>
         </w:tc>
         <w:tc>
@@ -921,12 +940,21 @@
               <w:widowControl w:val="0"/>
               <w:cnfStyle w:val="000000000000" w:firstRow="0" w:lastRow="0" w:firstColumn="0" w:lastColumn="0" w:oddVBand="0" w:evenVBand="0" w:oddHBand="0" w:evenHBand="0" w:firstRowFirstColumn="0" w:firstRowLastColumn="0" w:lastRowFirstColumn="0" w:lastRowLastColumn="0"/>
               <w:rPr>
-                <w:rFonts w:asciiTheme="majorHAnsi" w:eastAsia="Calibri" w:hAnsiTheme="majorHAnsi" w:cstheme="majorHAnsi"/>
-                <w:color w:val="auto"/>
-                <w:sz w:val="20"/>
-                <w:szCs w:val="20"/>
-              </w:rPr>
-            </w:pPr>
+                <w:rFonts w:ascii="Calibri" w:eastAsia="Calibri" w:hAnsi="Calibri" w:cs="Calibri"/>
+                <w:color w:val="000000" w:themeColor="text1"/>
+                <w:sz w:val="20"/>
+                <w:szCs w:val="20"/>
+              </w:rPr>
+            </w:pPr>
+            <w:r>
+              <w:rPr>
+                <w:rFonts w:ascii="Calibri" w:eastAsia="Calibri" w:hAnsi="Calibri" w:cs="Calibri"/>
+                <w:color w:val="000000" w:themeColor="text1"/>
+                <w:sz w:val="20"/>
+                <w:szCs w:val="20"/>
+              </w:rPr>
+              <w:t>X</w:t>
+            </w:r>
           </w:p>
         </w:tc>
       </w:tr>
@@ -971,12 +999,21 @@
             <w:pPr>
               <w:cnfStyle w:val="000000100000" w:firstRow="0" w:lastRow="0" w:firstColumn="0" w:lastColumn="0" w:oddVBand="0" w:evenVBand="0" w:oddHBand="1" w:evenHBand="0" w:firstRowFirstColumn="0" w:firstRowLastColumn="0" w:lastRowFirstColumn="0" w:lastRowLastColumn="0"/>
               <w:rPr>
-                <w:rFonts w:asciiTheme="majorHAnsi" w:eastAsia="Calibri" w:hAnsiTheme="majorHAnsi" w:cstheme="majorHAnsi"/>
-                <w:color w:val="auto"/>
-                <w:sz w:val="20"/>
-                <w:szCs w:val="20"/>
-              </w:rPr>
-            </w:pPr>
+                <w:rFonts w:ascii="Calibri" w:eastAsia="Calibri" w:hAnsi="Calibri" w:cs="Calibri"/>
+                <w:color w:val="000000" w:themeColor="text1"/>
+                <w:sz w:val="20"/>
+                <w:szCs w:val="20"/>
+              </w:rPr>
+            </w:pPr>
+            <w:r>
+              <w:rPr>
+                <w:rFonts w:ascii="Calibri" w:hAnsi="Calibri" w:cs="Calibri"/>
+                <w:color w:val="000000" w:themeColor="text1"/>
+                <w:sz w:val="20"/>
+                <w:szCs w:val="20"/>
+              </w:rPr>
+              <w:t>Supervisar las actividades de limpieza y mantenimiento de las habitaciones.</w:t>
+            </w:r>
           </w:p>
         </w:tc>
         <w:tc>
@@ -989,8 +1026,8 @@
               <w:widowControl w:val="0"/>
               <w:cnfStyle w:val="000000100000" w:firstRow="0" w:lastRow="0" w:firstColumn="0" w:lastColumn="0" w:oddVBand="0" w:evenVBand="0" w:oddHBand="1" w:evenHBand="0" w:firstRowFirstColumn="0" w:firstRowLastColumn="0" w:lastRowFirstColumn="0" w:lastRowLastColumn="0"/>
               <w:rPr>
-                <w:rFonts w:asciiTheme="majorHAnsi" w:eastAsia="Calibri" w:hAnsiTheme="majorHAnsi" w:cstheme="majorHAnsi"/>
-                <w:color w:val="auto"/>
+                <w:rFonts w:ascii="Calibri" w:eastAsia="Calibri" w:hAnsi="Calibri" w:cs="Calibri"/>
+                <w:color w:val="000000" w:themeColor="text1"/>
                 <w:sz w:val="20"/>
                 <w:szCs w:val="20"/>
               </w:rPr>
@@ -1000,7 +1037,7 @@
       </w:tr>
       <w:tr>
         <w:trPr>
-          <w:trHeight w:val="220"/>
+          <w:trHeight w:val="71"/>
         </w:trPr>
         <w:tc>
           <w:tcPr>
@@ -1037,12 +1074,21 @@
             <w:pPr>
               <w:cnfStyle w:val="000000000000" w:firstRow="0" w:lastRow="0" w:firstColumn="0" w:lastColumn="0" w:oddVBand="0" w:evenVBand="0" w:oddHBand="0" w:evenHBand="0" w:firstRowFirstColumn="0" w:firstRowLastColumn="0" w:lastRowFirstColumn="0" w:lastRowLastColumn="0"/>
               <w:rPr>
-                <w:rFonts w:asciiTheme="majorHAnsi" w:eastAsia="Calibri" w:hAnsiTheme="majorHAnsi" w:cstheme="majorHAnsi"/>
-                <w:color w:val="auto"/>
-                <w:sz w:val="20"/>
-                <w:szCs w:val="20"/>
-              </w:rPr>
-            </w:pPr>
+                <w:rFonts w:ascii="Calibri" w:eastAsia="Calibri" w:hAnsi="Calibri" w:cs="Calibri"/>
+                <w:color w:val="000000" w:themeColor="text1"/>
+                <w:sz w:val="20"/>
+                <w:szCs w:val="20"/>
+              </w:rPr>
+            </w:pPr>
+            <w:r>
+              <w:rPr>
+                <w:rFonts w:ascii="Calibri" w:hAnsi="Calibri" w:cs="Calibri"/>
+                <w:color w:val="000000" w:themeColor="text1"/>
+                <w:sz w:val="20"/>
+                <w:szCs w:val="20"/>
+              </w:rPr>
+              <w:t>Elaborar los estados financieros y controlar el presupuesto del establecimiento.</w:t>
+            </w:r>
           </w:p>
         </w:tc>
         <w:tc>
@@ -1055,8 +1101,8 @@
               <w:widowControl w:val="0"/>
               <w:cnfStyle w:val="000000000000" w:firstRow="0" w:lastRow="0" w:firstColumn="0" w:lastColumn="0" w:oddVBand="0" w:evenVBand="0" w:oddHBand="0" w:evenHBand="0" w:firstRowFirstColumn="0" w:firstRowLastColumn="0" w:lastRowFirstColumn="0" w:lastRowLastColumn="0"/>
               <w:rPr>
-                <w:rFonts w:asciiTheme="majorHAnsi" w:eastAsia="Calibri" w:hAnsiTheme="majorHAnsi" w:cstheme="majorHAnsi"/>
-                <w:color w:val="auto"/>
+                <w:rFonts w:ascii="Calibri" w:eastAsia="Calibri" w:hAnsi="Calibri" w:cs="Calibri"/>
+                <w:color w:val="000000" w:themeColor="text1"/>
                 <w:sz w:val="20"/>
                 <w:szCs w:val="20"/>
               </w:rPr>
@@ -1105,12 +1151,21 @@
             <w:pPr>
               <w:cnfStyle w:val="000000100000" w:firstRow="0" w:lastRow="0" w:firstColumn="0" w:lastColumn="0" w:oddVBand="0" w:evenVBand="0" w:oddHBand="1" w:evenHBand="0" w:firstRowFirstColumn="0" w:firstRowLastColumn="0" w:lastRowFirstColumn="0" w:lastRowLastColumn="0"/>
               <w:rPr>
-                <w:rFonts w:asciiTheme="majorHAnsi" w:eastAsia="Calibri" w:hAnsiTheme="majorHAnsi" w:cstheme="majorHAnsi"/>
-                <w:color w:val="auto"/>
-                <w:sz w:val="20"/>
-                <w:szCs w:val="20"/>
-              </w:rPr>
-            </w:pPr>
+                <w:rFonts w:ascii="Calibri" w:eastAsia="Calibri" w:hAnsi="Calibri" w:cs="Calibri"/>
+                <w:color w:val="000000" w:themeColor="text1"/>
+                <w:sz w:val="20"/>
+                <w:szCs w:val="20"/>
+              </w:rPr>
+            </w:pPr>
+            <w:r>
+              <w:rPr>
+                <w:rFonts w:ascii="Calibri" w:hAnsi="Calibri" w:cs="Calibri"/>
+                <w:color w:val="000000" w:themeColor="text1"/>
+                <w:sz w:val="20"/>
+                <w:szCs w:val="20"/>
+              </w:rPr>
+              <w:t>Diseñar estrategias de promoción turística para el destino.</w:t>
+            </w:r>
           </w:p>
         </w:tc>
         <w:tc>
@@ -1123,8 +1178,8 @@
               <w:widowControl w:val="0"/>
               <w:cnfStyle w:val="000000100000" w:firstRow="0" w:lastRow="0" w:firstColumn="0" w:lastColumn="0" w:oddVBand="0" w:evenVBand="0" w:oddHBand="1" w:evenHBand="0" w:firstRowFirstColumn="0" w:firstRowLastColumn="0" w:lastRowFirstColumn="0" w:lastRowLastColumn="0"/>
               <w:rPr>
-                <w:rFonts w:asciiTheme="majorHAnsi" w:eastAsia="Calibri" w:hAnsiTheme="majorHAnsi" w:cstheme="majorHAnsi"/>
-                <w:color w:val="auto"/>
+                <w:rFonts w:ascii="Calibri" w:eastAsia="Calibri" w:hAnsi="Calibri" w:cs="Calibri"/>
+                <w:color w:val="000000" w:themeColor="text1"/>
                 <w:sz w:val="20"/>
                 <w:szCs w:val="20"/>
               </w:rPr>
@@ -1852,6 +1907,7 @@
                 <w:sz w:val="20"/>
                 <w:szCs w:val="20"/>
               </w:rPr>
+              <w:lastRenderedPageBreak/>
               <w:t>Opción a)</w:t>
             </w:r>
           </w:p>
@@ -1950,7 +2006,6 @@
                 <w:sz w:val="20"/>
                 <w:szCs w:val="20"/>
               </w:rPr>
-              <w:lastRenderedPageBreak/>
               <w:t>Opción b)</w:t>
             </w:r>
           </w:p>
@@ -4714,6 +4769,7 @@
                 <w:sz w:val="20"/>
                 <w:szCs w:val="20"/>
               </w:rPr>
+              <w:lastRenderedPageBreak/>
               <w:t>Comentario respuesta correcta</w:t>
             </w:r>
           </w:p>
@@ -4774,7 +4830,6 @@
                 <w:sz w:val="20"/>
                 <w:szCs w:val="20"/>
               </w:rPr>
-              <w:lastRenderedPageBreak/>
               <w:t>Comentario respuesta incorrecta</w:t>
             </w:r>
           </w:p>
@@ -7215,6 +7270,7 @@
                 <w:sz w:val="20"/>
                 <w:szCs w:val="20"/>
               </w:rPr>
+              <w:lastRenderedPageBreak/>
               <w:t>Comentario respuesta correcta</w:t>
             </w:r>
           </w:p>
@@ -7287,7 +7343,6 @@
                 <w:sz w:val="20"/>
                 <w:szCs w:val="20"/>
               </w:rPr>
-              <w:lastRenderedPageBreak/>
               <w:t>Comentario respuesta incorrecta</w:t>
             </w:r>
           </w:p>
@@ -9737,6 +9792,7 @@
                 <w:sz w:val="20"/>
                 <w:szCs w:val="20"/>
               </w:rPr>
+              <w:lastRenderedPageBreak/>
               <w:t>Comentario respuesta correcta</w:t>
             </w:r>
           </w:p>
@@ -9798,17 +9854,7 @@
                 <w:sz w:val="20"/>
                 <w:szCs w:val="20"/>
               </w:rPr>
-              <w:t xml:space="preserve">Comentario respuesta </w:t>
-            </w:r>
-            <w:r>
-              <w:rPr>
-                <w:rFonts w:asciiTheme="majorHAnsi" w:eastAsia="Calibri" w:hAnsiTheme="majorHAnsi" w:cstheme="majorHAnsi"/>
-                <w:b/>
-                <w:sz w:val="20"/>
-                <w:szCs w:val="20"/>
-              </w:rPr>
-              <w:lastRenderedPageBreak/>
-              <w:t>incorrecta</w:t>
+              <w:t>Comentario respuesta incorrecta</w:t>
             </w:r>
           </w:p>
         </w:tc>
@@ -9836,7 +9882,6 @@
                 <w:sz w:val="20"/>
                 <w:szCs w:val="20"/>
               </w:rPr>
-              <w:lastRenderedPageBreak/>
               <w:t>Respuesta incorrecta, revise nuevamente el contenido del componente formativo.</w:t>
             </w:r>
           </w:p>
@@ -14358,7 +14403,6 @@
   <w:style w:type="character" w:default="1" w:styleId="Fuentedeprrafopredeter">
     <w:name w:val="Default Paragraph Font"/>
     <w:uiPriority w:val="1"/>
-    <w:semiHidden/>
     <w:unhideWhenUsed/>
   </w:style>
   <w:style w:type="table" w:default="1" w:styleId="Tablanormal">
@@ -15068,26 +15112,6 @@
 </file>
 
 <file path=customXml/item1.xml><?xml version="1.0" encoding="utf-8"?>
-<?mso-contentType ?>
-<FormTemplates xmlns="http://schemas.microsoft.com/sharepoint/v3/contenttype/forms">
-  <Display>DocumentLibraryForm</Display>
-  <Edit>DocumentLibraryForm</Edit>
-  <New>DocumentLibraryForm</New>
-</FormTemplates>
-</file>
-
-<file path=customXml/item2.xml><?xml version="1.0" encoding="utf-8"?>
-<p:properties xmlns:p="http://schemas.microsoft.com/office/2006/metadata/properties" xmlns:xsi="http://www.w3.org/2001/XMLSchema-instance" xmlns:pc="http://schemas.microsoft.com/office/infopath/2007/PartnerControls">
-  <documentManagement>
-    <TaxCatchAll xmlns="13c90a0b-73bc-4dc0-be5f-28d77b615beb" xsi:nil="true"/>
-    <lcf76f155ced4ddcb4097134ff3c332f xmlns="13c93bba-48ce-428c-bfe5-88b42c19b028">
-      <Terms xmlns="http://schemas.microsoft.com/office/infopath/2007/PartnerControls"/>
-    </lcf76f155ced4ddcb4097134ff3c332f>
-  </documentManagement>
-</p:properties>
-</file>
-
-<file path=customXml/item3.xml><?xml version="1.0" encoding="utf-8"?>
 <ct:contentTypeSchema xmlns:ct="http://schemas.microsoft.com/office/2006/metadata/contentType" xmlns:ma="http://schemas.microsoft.com/office/2006/metadata/properties/metaAttributes" ct:_="" ma:_="" ma:contentTypeName="Documento" ma:contentTypeID="0x0101006A81D6BD42E8DF4C91013959704817E1" ma:contentTypeVersion="15" ma:contentTypeDescription="Crear nuevo documento." ma:contentTypeScope="" ma:versionID="bf4f72ffd194f0963ff564daca6869f7">
   <xsd:schema xmlns:xsd="http://www.w3.org/2001/XMLSchema" xmlns:xs="http://www.w3.org/2001/XMLSchema" xmlns:p="http://schemas.microsoft.com/office/2006/metadata/properties" xmlns:ns2="13c90a0b-73bc-4dc0-be5f-28d77b615beb" xmlns:ns3="13c93bba-48ce-428c-bfe5-88b42c19b028" targetNamespace="http://schemas.microsoft.com/office/2006/metadata/properties" ma:root="true" ma:fieldsID="8718d6f4873a5b1392a45044efa78385" ns2:_="" ns3:_="">
     <xsd:import namespace="13c90a0b-73bc-4dc0-be5f-28d77b615beb"/>
@@ -15322,10 +15346,41 @@
 </ct:contentTypeSchema>
 </file>
 
+<file path=customXml/item2.xml><?xml version="1.0" encoding="utf-8"?>
+<p:properties xmlns:p="http://schemas.microsoft.com/office/2006/metadata/properties" xmlns:xsi="http://www.w3.org/2001/XMLSchema-instance" xmlns:pc="http://schemas.microsoft.com/office/infopath/2007/PartnerControls">
+  <documentManagement>
+    <TaxCatchAll xmlns="13c90a0b-73bc-4dc0-be5f-28d77b615beb" xsi:nil="true"/>
+    <lcf76f155ced4ddcb4097134ff3c332f xmlns="13c93bba-48ce-428c-bfe5-88b42c19b028">
+      <Terms xmlns="http://schemas.microsoft.com/office/infopath/2007/PartnerControls"/>
+    </lcf76f155ced4ddcb4097134ff3c332f>
+  </documentManagement>
+</p:properties>
+</file>
+
+<file path=customXml/item3.xml><?xml version="1.0" encoding="utf-8"?>
+<?mso-contentType ?>
+<FormTemplates xmlns="http://schemas.microsoft.com/sharepoint/v3/contenttype/forms">
+  <Display>DocumentLibraryForm</Display>
+  <Edit>DocumentLibraryForm</Edit>
+  <New>DocumentLibraryForm</New>
+</FormTemplates>
+</file>
+
 <file path=customXml/itemProps1.xml><?xml version="1.0" encoding="utf-8"?>
-<ds:datastoreItem xmlns:ds="http://schemas.openxmlformats.org/officeDocument/2006/customXml" ds:itemID="{D91356B1-0FB8-448B-A74D-2FF735E0C29A}">
+<ds:datastoreItem xmlns:ds="http://schemas.openxmlformats.org/officeDocument/2006/customXml" ds:itemID="{F5ACD2AB-0A4D-457D-8D51-622A21E0959B}">
   <ds:schemaRefs>
-    <ds:schemaRef ds:uri="http://schemas.microsoft.com/sharepoint/v3/contenttype/forms"/>
+    <ds:schemaRef ds:uri="http://schemas.microsoft.com/office/2006/metadata/contentType"/>
+    <ds:schemaRef ds:uri="http://schemas.microsoft.com/office/2006/metadata/properties/metaAttributes"/>
+    <ds:schemaRef ds:uri="http://www.w3.org/2001/XMLSchema"/>
+    <ds:schemaRef ds:uri="http://schemas.microsoft.com/office/2006/metadata/properties"/>
+    <ds:schemaRef ds:uri="13c90a0b-73bc-4dc0-be5f-28d77b615beb"/>
+    <ds:schemaRef ds:uri="13c93bba-48ce-428c-bfe5-88b42c19b028"/>
+    <ds:schemaRef ds:uri="http://schemas.microsoft.com/office/2006/documentManagement/types"/>
+    <ds:schemaRef ds:uri="http://schemas.microsoft.com/office/infopath/2007/PartnerControls"/>
+    <ds:schemaRef ds:uri="http://schemas.openxmlformats.org/package/2006/metadata/core-properties"/>
+    <ds:schemaRef ds:uri="http://purl.org/dc/elements/1.1/"/>
+    <ds:schemaRef ds:uri="http://purl.org/dc/terms/"/>
+    <ds:schemaRef ds:uri="http://schemas.microsoft.com/internal/obd"/>
   </ds:schemaRefs>
 </ds:datastoreItem>
 </file>
@@ -15342,20 +15397,9 @@
 </file>
 
 <file path=customXml/itemProps3.xml><?xml version="1.0" encoding="utf-8"?>
-<ds:datastoreItem xmlns:ds="http://schemas.openxmlformats.org/officeDocument/2006/customXml" ds:itemID="{F5ACD2AB-0A4D-457D-8D51-622A21E0959B}">
+<ds:datastoreItem xmlns:ds="http://schemas.openxmlformats.org/officeDocument/2006/customXml" ds:itemID="{D91356B1-0FB8-448B-A74D-2FF735E0C29A}">
   <ds:schemaRefs>
-    <ds:schemaRef ds:uri="http://schemas.microsoft.com/office/2006/metadata/contentType"/>
-    <ds:schemaRef ds:uri="http://schemas.microsoft.com/office/2006/metadata/properties/metaAttributes"/>
-    <ds:schemaRef ds:uri="http://www.w3.org/2001/XMLSchema"/>
-    <ds:schemaRef ds:uri="http://schemas.microsoft.com/office/2006/metadata/properties"/>
-    <ds:schemaRef ds:uri="13c90a0b-73bc-4dc0-be5f-28d77b615beb"/>
-    <ds:schemaRef ds:uri="13c93bba-48ce-428c-bfe5-88b42c19b028"/>
-    <ds:schemaRef ds:uri="http://schemas.microsoft.com/office/2006/documentManagement/types"/>
-    <ds:schemaRef ds:uri="http://schemas.microsoft.com/office/infopath/2007/PartnerControls"/>
-    <ds:schemaRef ds:uri="http://schemas.openxmlformats.org/package/2006/metadata/core-properties"/>
-    <ds:schemaRef ds:uri="http://purl.org/dc/elements/1.1/"/>
-    <ds:schemaRef ds:uri="http://purl.org/dc/terms/"/>
-    <ds:schemaRef ds:uri="http://schemas.microsoft.com/internal/obd"/>
+    <ds:schemaRef ds:uri="http://schemas.microsoft.com/sharepoint/v3/contenttype/forms"/>
   </ds:schemaRefs>
 </ds:datastoreItem>
 </file>